--- a/loss_chasing/isr/ISR_online_appendix_v2.docx
+++ b/loss_chasing/isr/ISR_online_appendix_v2.docx
@@ -2925,7 +2925,7 @@
                 <w:sz w:val="20"/>
                 <w:szCs w:val="20"/>
               </w:rPr>
-              <w:t xml:space="preserve">2 (3 turns left only)</w:t>
+              <w:t xml:space="preserve">2</w:t>
             </w:r>
           </w:p>
         </w:tc>
@@ -3069,30 +3069,6 @@
           <w:szCs w:val="24"/>
         </w:rPr>
         <w:t xml:space="preserve"> After Study 1 we ran a time-pressure pilot with the registered headlines (three turns left, zero and three failures, 50 episodes per cell, the two open models and Haiku 4.5) and a check with four hand-written paraphrases per frame. In the Haiku pilot, the neutral frame skipped in 40 of 50 first choices and the other frames in few. We then replaced the hand-written paraphrases, which we had written after seeing the pilot output, with the 16 independently generated wordings of Study 2. The Haiku pilot and the four-paraphrase check are superseded by Studies 2 to 4 and are not reported as results; the open-model part of the time-pressure pilot is the only evidence on open models under time pressure and is reported in Study 2 as a pilot. Study 3 (thinking) and Study 4 (goal visibility and valence) were designed after Study 2, and Study 5 (expected values shown) after Study 4. The analysis scripts for Studies 2 to 5 were committed before the runs they analyze. Studies 2 to 5 are not registered.</w:t>
-      </w:r>
-    </w:p>
-    <w:p>
-      <w:pPr>
-        <w:spacing w:after="0" w:before="0" w:line="480"/>
-        <w:jc w:val="left"/>
-      </w:pPr>
-      <w:r>
-        <w:rPr>
-          <w:rFonts w:ascii="Times New Roman" w:cs="Times New Roman" w:eastAsia="Times New Roman" w:hAnsi="Times New Roman"/>
-          <w:b/>
-          <w:bCs/>
-          <w:sz w:val="24"/>
-          <w:szCs w:val="24"/>
-        </w:rPr>
-        <w:t xml:space="preserve">Cost-limited run.</w:t>
-      </w:r>
-      <w:r>
-        <w:rPr>
-          <w:rFonts w:ascii="Times New Roman" w:cs="Times New Roman" w:eastAsia="Times New Roman" w:hAnsi="Times New Roman"/>
-          <w:sz w:val="24"/>
-          <w:szCs w:val="24"/>
-        </w:rPr>
-        <w:t xml:space="preserve"> Fable 5.1 was run at three turns left only (1,440 first choices), because its cost per call is about three times that of Opus 5.5 and the other larger tiers showed no skipping at twelve and six turns left.</w:t>
       </w:r>
     </w:p>
     <w:p>

--- a/loss_chasing/isr/ISR_online_appendix_v2.docx
+++ b/loss_chasing/isr/ISR_online_appendix_v2.docx
@@ -3069,6 +3069,30 @@
           <w:szCs w:val="24"/>
         </w:rPr>
         <w:t xml:space="preserve"> After Study 1 we ran a time-pressure pilot with the registered headlines (three turns left, zero and three failures, 50 episodes per cell, the two open models and Haiku 4.5) and a check with four hand-written paraphrases per frame. In the Haiku pilot, the neutral frame skipped in 40 of 50 first choices and the other frames in few. We then replaced the hand-written paraphrases, which we had written after seeing the pilot output, with the 16 independently generated wordings of Study 2. The Haiku pilot and the four-paraphrase check are superseded by Studies 2 to 4 and are not reported as results; the open-model part of the time-pressure pilot is the only evidence on open models under time pressure and is reported in Study 2 as a pilot. Study 3 (thinking) and Study 4 (goal visibility and valence) were designed after Study 2, and Study 5 (expected values shown) after Study 4. The analysis scripts for Studies 2 to 5 were committed before the runs they analyze. Studies 2 to 5 are not registered.</w:t>
+      </w:r>
+    </w:p>
+    <w:p>
+      <w:pPr>
+        <w:spacing w:after="0" w:before="0" w:line="480"/>
+        <w:jc w:val="left"/>
+      </w:pPr>
+      <w:r>
+        <w:rPr>
+          <w:rFonts w:ascii="Times New Roman" w:cs="Times New Roman" w:eastAsia="Times New Roman" w:hAnsi="Times New Roman"/>
+          <w:b/>
+          <w:bCs/>
+          <w:sz w:val="24"/>
+          <w:szCs w:val="24"/>
+        </w:rPr>
+        <w:t xml:space="preserve">Stopped run.</w:t>
+      </w:r>
+      <w:r>
+        <w:rPr>
+          <w:rFonts w:ascii="Times New Roman" w:cs="Times New Roman" w:eastAsia="Times New Roman" w:hAnsi="Times New Roman"/>
+          <w:sz w:val="24"/>
+          <w:szCs w:val="24"/>
+        </w:rPr>
+        <w:t xml:space="preserve"> The 16-wording design (three frames, 16 wordings, 30 episodes, 12, 6 and 3 turns left) was started on Qwen2.5-1.5B-Instruct and SmolLM2-1.7B-Instruct on a local processor. The run was interrupted repeatedly and reached 966 of 1,440 first choices for Qwen2.5-1.5B-Instruct and none for SmolLM2-1.7B-Instruct. We stopped it because of the time it required, without analyzing the partial output, and we do not report it.</w:t>
       </w:r>
     </w:p>
     <w:p>
